--- a/Files/02 - Shemos/04 - Beshalach/5784/Beshalach 5784.docx
+++ b/Files/02 - Shemos/04 - Beshalach/5784/Beshalach 5784.docx
@@ -814,7 +814,7 @@
         <w:rPr>
           <w:rFonts w:ascii="Times New Roman" w:eastAsia="Times New Roman" w:hAnsi="Times New Roman" w:cs="Times New Roman"/>
         </w:rPr>
-        <w:t xml:space="preserve"> explain what</w:t>
+        <w:t xml:space="preserve"> explain what </w:t>
       </w:r>
       <w:r>
         <w:rPr>
@@ -2683,7 +2683,7 @@
         <w:rPr>
           <w:rFonts w:ascii="Times New Roman" w:eastAsia="Times New Roman" w:hAnsi="Times New Roman" w:cs="Times New Roman"/>
         </w:rPr>
-        <w:t>t know about you, but I am not. It takes a tremendous amount of</w:t>
+        <w:t xml:space="preserve">t know about you, but I am not. It takes a tremendous amount of </w:t>
       </w:r>
       <w:r>
         <w:rPr>

--- a/Files/02 - Shemos/04 - Beshalach/5784/Beshalach 5784.docx
+++ b/Files/02 - Shemos/04 - Beshalach/5784/Beshalach 5784.docx
@@ -788,7 +788,7 @@
           <w:rFonts w:ascii="Times New Roman" w:eastAsia="Times New Roman" w:hAnsi="Times New Roman" w:cs="Times New Roman"/>
           <w:rtl/>
         </w:rPr>
-        <w:t>"</w:t>
+        <w:t>״</w:t>
       </w:r>
       <w:r>
         <w:rPr>
